--- a/tillsyn/A 37860-2025 tillsynsbegäran.docx
+++ b/tillsyn/A 37860-2025 tillsynsbegäran.docx
@@ -652,7 +652,7 @@
     <w:r>
       <w:tab/>
       <w:tab/>
-      <w:t>2026-06-18</w:t>
+      <w:t>2026-06-19</w:t>
       <w:br/>
       <w:br/>
     </w:r>

--- a/tillsyn/A 37860-2025 tillsynsbegäran.docx
+++ b/tillsyn/A 37860-2025 tillsynsbegäran.docx
@@ -652,7 +652,7 @@
     <w:r>
       <w:tab/>
       <w:tab/>
-      <w:t>2026-06-19</w:t>
+      <w:t>2026-06-20</w:t>
       <w:br/>
       <w:br/>
     </w:r>

--- a/tillsyn/A 37860-2025 tillsynsbegäran.docx
+++ b/tillsyn/A 37860-2025 tillsynsbegäran.docx
@@ -12,10 +12,7 @@
     </w:p>
     <w:p>
       <w:r>
-        <w:t>Detta dokument behandlar höga naturvärden i avverkningsanmälan A 37860-2025 i Olofströms kommun som inkom 2025-08-12 och omfattar 2,2 ha.</w:t>
-      </w:r>
-      <w:r>
-        <w:t xml:space="preserve"> I Figur 1 visas fyndplatser för naturvårdsarter i området, som finns registrerade på Artportalen.</w:t>
+        <w:t>Denna tillsynsbegäran behandlar höga naturvärden i avverkningsanmälan A 37860-2025 i Olofströms kommun som inkom 2025-08-12 och omfattar 2,2 ha.</w:t>
       </w:r>
     </w:p>
     <w:p>
@@ -25,7 +22,7 @@
       <w:r>
         <w:drawing>
           <wp:inline xmlns:a="http://schemas.openxmlformats.org/drawingml/2006/main" xmlns:pic="http://schemas.openxmlformats.org/drawingml/2006/picture">
-            <wp:extent cx="4880734" cy="5688000"/>
+            <wp:extent cx="4911625" cy="5724000"/>
             <wp:docPr id="1" name="Picture 1"/>
             <wp:cNvGraphicFramePr>
               <a:graphicFrameLocks noChangeAspect="1"/>
@@ -46,7 +43,7 @@
                   <pic:spPr>
                     <a:xfrm>
                       <a:off x="0" y="0"/>
-                      <a:ext cx="4880734" cy="5688000"/>
+                      <a:ext cx="4911625" cy="5724000"/>
                     </a:xfrm>
                     <a:prstGeom prst="rect"/>
                   </pic:spPr>
@@ -63,7 +60,20 @@
         <w:spacing w:after="240"/>
       </w:pPr>
       <w:r>
-        <w:t>Figur 1. Fyndplatser för naturvårdsarter inom 23 meter från avverkningsanmälan (röd linje). Inom parentes anges rödlistekategorier, S för signalarter, Tför typiska arter och fridlysningsparagrafer i artskyddsförordningen.Markörer utan svart kant är placerade på fyndplatsen. Markörer med svart kant är placerade vid sidan av fyndplatsen och har ett svart streck som visar fyndplatsens exakta position. Kartans mittpunktskoordinat är N 6243513, E 481347 i SWEREF 99 TM.</w:t>
+        <w:t>Figur 1. Fyndplatser för naturvårdsarter inom 23 meter från avverkningsanmälan. Markörer utan svart kant är placerade på fyndplatsen. Markörer med svart kant är placerade vid sidan av fyndplatsen har ett svart streck som visar fyndplatsens exakta position. Kartans mittpunktskoordinat är N 6243513, E 481347 i SWEREF 99 TM.</w:t>
+      </w:r>
+    </w:p>
+    <w:p>
+      <w:r>
+        <w:t>Inom 23 meter från avverkningsanmälan finns fynd av 5 naturvårdsarter, varav 5 är typiska (T) och 1 är signalart (S): rostfläck (S, T), ekbräken (T), glansfläck (T), liljekonvalj (T) och skriftlav (T). Se Figur 1.</w:t>
+      </w:r>
+    </w:p>
+    <w:p>
+      <w:pPr>
+        <w:pStyle w:val="Heading1"/>
+      </w:pPr>
+      <w:r>
+        <w:t>Tillsynsbegäran</w:t>
       </w:r>
     </w:p>
     <w:p>
@@ -82,26 +92,36 @@
       </w:r>
     </w:p>
     <w:p>
-      <w:r>
-        <w:t>Nedan beskrivs fynd av naturvårdsarter som gjorts i det avverkningsanmälda området.</w:t>
-      </w:r>
-    </w:p>
-    <w:p>
       <w:pPr>
         <w:pStyle w:val="Heading1"/>
       </w:pPr>
       <w:r>
-        <w:t>Naturvårdsarter</w:t>
+        <w:t>Naturvårdsarter och fridlysta arter</w:t>
       </w:r>
     </w:p>
     <w:p>
       <w:r>
-        <w:t>Inom 23 meter från avverkningsanmälan har följande 5 naturvårdsarter hittats: rostfläck (S, T), ekbräken (T), glansfläck (T), liljekonvalj (T) och skriftlav (T). Arter som är signalarter enligt Skogsstyrelsen har markerats med (S). Typiska arter inom Natura 2000 som är kopplade till skogsekosystem har markerats med (T).</w:t>
+        <w:t>Nedan följer beskrivningar av de naturvårdsarter och fridlysta arter som har sina livsmiljöer och växtplatser i den avverkningsanmälda skogen. De påträffade naturvårdsarterna är ett tydligt kvitto på att det rör sig om en skog med höga naturvärden.</w:t>
       </w:r>
     </w:p>
     <w:p>
       <w:r>
-        <w:t>De påträffade naturvårdsarterna är ett tydligt kvitto på att det rör sig om en skog med höga naturvärden.</w:t>
+        <w:rPr>
+          <w:b/>
+        </w:rPr>
+        <w:t xml:space="preserve">Rostfläck </w:t>
+      </w:r>
+      <w:r>
+        <w:t xml:space="preserve">signalerar framför allt höga naturvärden i östra Sverige samt norr om den naturliga norrlandsgränsen. Arten indikerar här skogsmiljöer som under lång tid haft ett konstant fuktigt mikroklimat. Rika förekomster i Norrland visar sannolikt på bestånd med långvarig kontinuitet av gamla träd. När laven påträffas i alkärr signalerar den höga naturvärden inom hela sitt utbredningsområde. Rostfläck är typisk art för </w:t>
+      </w:r>
+      <w:r>
+        <w:rPr>
+          <w:i/>
+        </w:rPr>
+        <w:t xml:space="preserve">9190 Näringsfattig ekskog </w:t>
+      </w:r>
+      <w:r>
+        <w:t>(Nitare &amp; Skogsstyrelsen, 2019; SLU Artdatabanken, 2025).</w:t>
       </w:r>
     </w:p>
     <w:p>
@@ -162,26 +182,6 @@
       </w:r>
       <w:r>
         <w:t>. På liljekonvalj kan man hitta rostsvampen konvaljerost (NE) (SLU Artdatabanken, 2025).</w:t>
-      </w:r>
-    </w:p>
-    <w:p>
-      <w:r>
-        <w:rPr>
-          <w:b/>
-        </w:rPr>
-        <w:t xml:space="preserve">Rostfläck </w:t>
-      </w:r>
-      <w:r>
-        <w:t xml:space="preserve">signalerar framför allt höga naturvärden i östra Sverige samt norr om den naturliga norrlandsgränsen. Arten indikerar här skogsmiljöer som under lång tid haft ett konstant fuktigt mikroklimat. Rika förekomster i Norrland visar sannolikt på bestånd med långvarig kontinuitet av gamla träd. När laven påträffas i alkärr signalerar den höga naturvärden inom hela sitt utbredningsområde. Rostfläck är typisk art för </w:t>
-      </w:r>
-      <w:r>
-        <w:rPr>
-          <w:i/>
-        </w:rPr>
-        <w:t xml:space="preserve">9190 Näringsfattig ekskog </w:t>
-      </w:r>
-      <w:r>
-        <w:t>(Nitare &amp; Skogsstyrelsen, 2019; SLU Artdatabanken, 2025).</w:t>
       </w:r>
     </w:p>
     <w:p>
@@ -652,7 +652,7 @@
     <w:r>
       <w:tab/>
       <w:tab/>
-      <w:t>2026-06-20</w:t>
+      <w:t>2026-06-21</w:t>
       <w:br/>
       <w:br/>
     </w:r>

--- a/tillsyn/A 37860-2025 tillsynsbegäran.docx
+++ b/tillsyn/A 37860-2025 tillsynsbegäran.docx
@@ -652,7 +652,7 @@
     <w:r>
       <w:tab/>
       <w:tab/>
-      <w:t>2026-06-21</w:t>
+      <w:t>2026-06-22</w:t>
       <w:br/>
       <w:br/>
     </w:r>

--- a/tillsyn/A 37860-2025 tillsynsbegäran.docx
+++ b/tillsyn/A 37860-2025 tillsynsbegäran.docx
@@ -652,7 +652,7 @@
     <w:r>
       <w:tab/>
       <w:tab/>
-      <w:t>2026-06-22</w:t>
+      <w:t>2026-06-23</w:t>
       <w:br/>
       <w:br/>
     </w:r>

--- a/tillsyn/A 37860-2025 tillsynsbegäran.docx
+++ b/tillsyn/A 37860-2025 tillsynsbegäran.docx
@@ -652,7 +652,7 @@
     <w:r>
       <w:tab/>
       <w:tab/>
-      <w:t>2026-06-23</w:t>
+      <w:t>2026-06-24</w:t>
       <w:br/>
       <w:br/>
     </w:r>

--- a/tillsyn/A 37860-2025 tillsynsbegäran.docx
+++ b/tillsyn/A 37860-2025 tillsynsbegäran.docx
@@ -652,7 +652,7 @@
     <w:r>
       <w:tab/>
       <w:tab/>
-      <w:t>2026-06-24</w:t>
+      <w:t>2026-06-25</w:t>
       <w:br/>
       <w:br/>
     </w:r>

--- a/tillsyn/A 37860-2025 tillsynsbegäran.docx
+++ b/tillsyn/A 37860-2025 tillsynsbegäran.docx
@@ -652,7 +652,7 @@
     <w:r>
       <w:tab/>
       <w:tab/>
-      <w:t>2026-06-25</w:t>
+      <w:t>2026-06-26</w:t>
       <w:br/>
       <w:br/>
     </w:r>

--- a/tillsyn/A 37860-2025 tillsynsbegäran.docx
+++ b/tillsyn/A 37860-2025 tillsynsbegäran.docx
@@ -652,7 +652,7 @@
     <w:r>
       <w:tab/>
       <w:tab/>
-      <w:t>2026-06-26</w:t>
+      <w:t>2026-06-27</w:t>
       <w:br/>
       <w:br/>
     </w:r>

--- a/tillsyn/A 37860-2025 tillsynsbegäran.docx
+++ b/tillsyn/A 37860-2025 tillsynsbegäran.docx
@@ -652,7 +652,7 @@
     <w:r>
       <w:tab/>
       <w:tab/>
-      <w:t>2026-06-27</w:t>
+      <w:t>2026-06-28</w:t>
       <w:br/>
       <w:br/>
     </w:r>

--- a/tillsyn/A 37860-2025 tillsynsbegäran.docx
+++ b/tillsyn/A 37860-2025 tillsynsbegäran.docx
@@ -652,7 +652,7 @@
     <w:r>
       <w:tab/>
       <w:tab/>
-      <w:t>2026-06-28</w:t>
+      <w:t>2026-06-29</w:t>
       <w:br/>
       <w:br/>
     </w:r>

--- a/tillsyn/A 37860-2025 tillsynsbegäran.docx
+++ b/tillsyn/A 37860-2025 tillsynsbegäran.docx
@@ -652,7 +652,7 @@
     <w:r>
       <w:tab/>
       <w:tab/>
-      <w:t>2026-06-29</w:t>
+      <w:t>2026-06-30</w:t>
       <w:br/>
       <w:br/>
     </w:r>

--- a/tillsyn/A 37860-2025 tillsynsbegäran.docx
+++ b/tillsyn/A 37860-2025 tillsynsbegäran.docx
@@ -652,7 +652,7 @@
     <w:r>
       <w:tab/>
       <w:tab/>
-      <w:t>2026-06-30</w:t>
+      <w:t>2026-07-01</w:t>
       <w:br/>
       <w:br/>
     </w:r>

--- a/tillsyn/A 37860-2025 tillsynsbegäran.docx
+++ b/tillsyn/A 37860-2025 tillsynsbegäran.docx
@@ -652,7 +652,7 @@
     <w:r>
       <w:tab/>
       <w:tab/>
-      <w:t>2026-07-01</w:t>
+      <w:t>2026-07-02</w:t>
       <w:br/>
       <w:br/>
     </w:r>

--- a/tillsyn/A 37860-2025 tillsynsbegäran.docx
+++ b/tillsyn/A 37860-2025 tillsynsbegäran.docx
@@ -652,7 +652,7 @@
     <w:r>
       <w:tab/>
       <w:tab/>
-      <w:t>2026-07-13</w:t>
+      <w:t>2026-07-14</w:t>
       <w:br/>
       <w:br/>
     </w:r>

--- a/tillsyn/A 37860-2025 tillsynsbegäran.docx
+++ b/tillsyn/A 37860-2025 tillsynsbegäran.docx
@@ -652,7 +652,7 @@
     <w:r>
       <w:tab/>
       <w:tab/>
-      <w:t>2026-07-14</w:t>
+      <w:t>2026-07-15</w:t>
       <w:br/>
       <w:br/>
     </w:r>

--- a/tillsyn/A 37860-2025 tillsynsbegäran.docx
+++ b/tillsyn/A 37860-2025 tillsynsbegäran.docx
@@ -652,7 +652,7 @@
     <w:r>
       <w:tab/>
       <w:tab/>
-      <w:t>2026-07-15</w:t>
+      <w:t>2026-07-16</w:t>
       <w:br/>
       <w:br/>
     </w:r>

--- a/tillsyn/A 37860-2025 tillsynsbegäran.docx
+++ b/tillsyn/A 37860-2025 tillsynsbegäran.docx
@@ -652,7 +652,7 @@
     <w:r>
       <w:tab/>
       <w:tab/>
-      <w:t>2026-07-16</w:t>
+      <w:t>2026-07-17</w:t>
       <w:br/>
       <w:br/>
     </w:r>

--- a/tillsyn/A 37860-2025 tillsynsbegäran.docx
+++ b/tillsyn/A 37860-2025 tillsynsbegäran.docx
@@ -652,7 +652,7 @@
     <w:r>
       <w:tab/>
       <w:tab/>
-      <w:t>2026-07-17</w:t>
+      <w:t>2026-07-18</w:t>
       <w:br/>
       <w:br/>
     </w:r>

--- a/tillsyn/A 37860-2025 tillsynsbegäran.docx
+++ b/tillsyn/A 37860-2025 tillsynsbegäran.docx
@@ -652,7 +652,7 @@
     <w:r>
       <w:tab/>
       <w:tab/>
-      <w:t>2026-07-18</w:t>
+      <w:t>2026-07-19</w:t>
       <w:br/>
       <w:br/>
     </w:r>

--- a/tillsyn/A 37860-2025 tillsynsbegäran.docx
+++ b/tillsyn/A 37860-2025 tillsynsbegäran.docx
@@ -652,7 +652,7 @@
     <w:r>
       <w:tab/>
       <w:tab/>
-      <w:t>2026-07-19</w:t>
+      <w:t>2026-07-20</w:t>
       <w:br/>
       <w:br/>
     </w:r>

--- a/tillsyn/A 37860-2025 tillsynsbegäran.docx
+++ b/tillsyn/A 37860-2025 tillsynsbegäran.docx
@@ -652,7 +652,7 @@
     <w:r>
       <w:tab/>
       <w:tab/>
-      <w:t>2026-07-20</w:t>
+      <w:t>2026-07-21</w:t>
       <w:br/>
       <w:br/>
     </w:r>

--- a/tillsyn/A 37860-2025 tillsynsbegäran.docx
+++ b/tillsyn/A 37860-2025 tillsynsbegäran.docx
@@ -652,7 +652,7 @@
     <w:r>
       <w:tab/>
       <w:tab/>
-      <w:t>2026-07-21</w:t>
+      <w:t>2026-07-22</w:t>
       <w:br/>
       <w:br/>
     </w:r>

--- a/tillsyn/A 37860-2025 tillsynsbegäran.docx
+++ b/tillsyn/A 37860-2025 tillsynsbegäran.docx
@@ -652,7 +652,7 @@
     <w:r>
       <w:tab/>
       <w:tab/>
-      <w:t>2026-07-22</w:t>
+      <w:t>2026-07-23</w:t>
       <w:br/>
       <w:br/>
     </w:r>

--- a/tillsyn/A 37860-2025 tillsynsbegäran.docx
+++ b/tillsyn/A 37860-2025 tillsynsbegäran.docx
@@ -652,7 +652,7 @@
     <w:r>
       <w:tab/>
       <w:tab/>
-      <w:t>2026-07-23</w:t>
+      <w:t>2026-07-24</w:t>
       <w:br/>
       <w:br/>
     </w:r>

--- a/tillsyn/A 37860-2025 tillsynsbegäran.docx
+++ b/tillsyn/A 37860-2025 tillsynsbegäran.docx
@@ -652,7 +652,7 @@
     <w:r>
       <w:tab/>
       <w:tab/>
-      <w:t>2026-07-24</w:t>
+      <w:t>2026-07-25</w:t>
       <w:br/>
       <w:br/>
     </w:r>

--- a/tillsyn/A 37860-2025 tillsynsbegäran.docx
+++ b/tillsyn/A 37860-2025 tillsynsbegäran.docx
@@ -652,7 +652,7 @@
     <w:r>
       <w:tab/>
       <w:tab/>
-      <w:t>2026-07-25</w:t>
+      <w:t>2026-07-26</w:t>
       <w:br/>
       <w:br/>
     </w:r>

--- a/tillsyn/A 37860-2025 tillsynsbegäran.docx
+++ b/tillsyn/A 37860-2025 tillsynsbegäran.docx
@@ -652,7 +652,7 @@
     <w:r>
       <w:tab/>
       <w:tab/>
-      <w:t>2026-07-26</w:t>
+      <w:t>2026-07-27</w:t>
       <w:br/>
       <w:br/>
     </w:r>

--- a/tillsyn/A 37860-2025 tillsynsbegäran.docx
+++ b/tillsyn/A 37860-2025 tillsynsbegäran.docx
@@ -652,7 +652,7 @@
     <w:r>
       <w:tab/>
       <w:tab/>
-      <w:t>2026-07-27</w:t>
+      <w:t>2026-07-28</w:t>
       <w:br/>
       <w:br/>
     </w:r>

--- a/tillsyn/A 37860-2025 tillsynsbegäran.docx
+++ b/tillsyn/A 37860-2025 tillsynsbegäran.docx
@@ -652,7 +652,7 @@
     <w:r>
       <w:tab/>
       <w:tab/>
-      <w:t>2026-07-28</w:t>
+      <w:t>2026-07-29</w:t>
       <w:br/>
       <w:br/>
     </w:r>

--- a/tillsyn/A 37860-2025 tillsynsbegäran.docx
+++ b/tillsyn/A 37860-2025 tillsynsbegäran.docx
@@ -652,7 +652,7 @@
     <w:r>
       <w:tab/>
       <w:tab/>
-      <w:t>2026-07-29</w:t>
+      <w:t>2026-07-30</w:t>
       <w:br/>
       <w:br/>
     </w:r>

--- a/tillsyn/A 37860-2025 tillsynsbegäran.docx
+++ b/tillsyn/A 37860-2025 tillsynsbegäran.docx
@@ -652,7 +652,7 @@
     <w:r>
       <w:tab/>
       <w:tab/>
-      <w:t>2026-07-30</w:t>
+      <w:t>2026-07-31</w:t>
       <w:br/>
       <w:br/>
     </w:r>

--- a/tillsyn/A 37860-2025 tillsynsbegäran.docx
+++ b/tillsyn/A 37860-2025 tillsynsbegäran.docx
@@ -652,7 +652,7 @@
     <w:r>
       <w:tab/>
       <w:tab/>
-      <w:t>2026-07-31</w:t>
+      <w:t>2026-08-01</w:t>
       <w:br/>
       <w:br/>
     </w:r>

--- a/tillsyn/A 37860-2025 tillsynsbegäran.docx
+++ b/tillsyn/A 37860-2025 tillsynsbegäran.docx
@@ -652,7 +652,7 @@
     <w:r>
       <w:tab/>
       <w:tab/>
-      <w:t>2026-08-01</w:t>
+      <w:t>2026-08-02</w:t>
       <w:br/>
       <w:br/>
     </w:r>

--- a/tillsyn/A 37860-2025 tillsynsbegäran.docx
+++ b/tillsyn/A 37860-2025 tillsynsbegäran.docx
@@ -652,7 +652,7 @@
     <w:r>
       <w:tab/>
       <w:tab/>
-      <w:t>2026-08-02</w:t>
+      <w:t>2026-08-03</w:t>
       <w:br/>
       <w:br/>
     </w:r>

--- a/tillsyn/A 37860-2025 tillsynsbegäran.docx
+++ b/tillsyn/A 37860-2025 tillsynsbegäran.docx
@@ -652,7 +652,7 @@
     <w:r>
       <w:tab/>
       <w:tab/>
-      <w:t>2026-08-03</w:t>
+      <w:t>2026-08-05</w:t>
       <w:br/>
       <w:br/>
     </w:r>

--- a/tillsyn/A 37860-2025 tillsynsbegäran.docx
+++ b/tillsyn/A 37860-2025 tillsynsbegäran.docx
@@ -652,7 +652,7 @@
     <w:r>
       <w:tab/>
       <w:tab/>
-      <w:t>2026-08-05</w:t>
+      <w:t>2026-08-07</w:t>
       <w:br/>
       <w:br/>
     </w:r>

--- a/tillsyn/A 37860-2025 tillsynsbegäran.docx
+++ b/tillsyn/A 37860-2025 tillsynsbegäran.docx
@@ -652,7 +652,7 @@
     <w:r>
       <w:tab/>
       <w:tab/>
-      <w:t>2026-08-07</w:t>
+      <w:t>2026-08-08</w:t>
       <w:br/>
       <w:br/>
     </w:r>

--- a/tillsyn/A 37860-2025 tillsynsbegäran.docx
+++ b/tillsyn/A 37860-2025 tillsynsbegäran.docx
@@ -60,7 +60,7 @@
         <w:spacing w:after="240"/>
       </w:pPr>
       <w:r>
-        <w:t>Figur 1. Fyndplatser för naturvårdsarter inom 23 meter från avverkningsanmälan. Markörer utan svart kant är placerade på fyndplatsen. Markörer med svart kant är placerade vid sidan av fyndplatsen har ett svart streck som visar fyndplatsens exakta position. Kartans mittpunktskoordinat är N 6243513, E 481347 i SWEREF 99 TM.</w:t>
+        <w:t>Figur 1. Fyndplatser för naturvårdsarter inom 23 meter från avverkningsanmälan. Markörer utan svart kant är placerade på fyndplatsen. Markörer med svart kant är placerade vid sidan av fyndplatsen och har ett svart streck som visar fyndplatsens exakta position. Kartans mittpunktskoordinat är N 6243513, E 481347 i SWEREF 99 TM.</w:t>
       </w:r>
     </w:p>
     <w:p>
@@ -652,7 +652,7 @@
     <w:r>
       <w:tab/>
       <w:tab/>
-      <w:t>2026-08-14</w:t>
+      <w:t>2026-08-15</w:t>
       <w:br/>
       <w:br/>
     </w:r>

--- a/tillsyn/A 37860-2025 tillsynsbegäran.docx
+++ b/tillsyn/A 37860-2025 tillsynsbegäran.docx
@@ -652,7 +652,7 @@
     <w:r>
       <w:tab/>
       <w:tab/>
-      <w:t>2026-08-15</w:t>
+      <w:t>2026-08-16</w:t>
       <w:br/>
       <w:br/>
     </w:r>

--- a/tillsyn/A 37860-2025 tillsynsbegäran.docx
+++ b/tillsyn/A 37860-2025 tillsynsbegäran.docx
@@ -652,7 +652,7 @@
     <w:r>
       <w:tab/>
       <w:tab/>
-      <w:t>2026-08-16</w:t>
+      <w:t>2026-08-17</w:t>
       <w:br/>
       <w:br/>
     </w:r>

--- a/tillsyn/A 37860-2025 tillsynsbegäran.docx
+++ b/tillsyn/A 37860-2025 tillsynsbegäran.docx
@@ -652,7 +652,7 @@
     <w:r>
       <w:tab/>
       <w:tab/>
-      <w:t>2026-08-17</w:t>
+      <w:t>2026-08-18</w:t>
       <w:br/>
       <w:br/>
     </w:r>

--- a/tillsyn/A 37860-2025 tillsynsbegäran.docx
+++ b/tillsyn/A 37860-2025 tillsynsbegäran.docx
@@ -652,7 +652,7 @@
     <w:r>
       <w:tab/>
       <w:tab/>
-      <w:t>2026-08-18</w:t>
+      <w:t>2026-08-19</w:t>
       <w:br/>
       <w:br/>
     </w:r>

--- a/tillsyn/A 37860-2025 tillsynsbegäran.docx
+++ b/tillsyn/A 37860-2025 tillsynsbegäran.docx
@@ -652,7 +652,7 @@
     <w:r>
       <w:tab/>
       <w:tab/>
-      <w:t>2026-08-19</w:t>
+      <w:t>2026-08-20</w:t>
       <w:br/>
       <w:br/>
     </w:r>

--- a/tillsyn/A 37860-2025 tillsynsbegäran.docx
+++ b/tillsyn/A 37860-2025 tillsynsbegäran.docx
@@ -652,7 +652,7 @@
     <w:r>
       <w:tab/>
       <w:tab/>
-      <w:t>2026-08-20</w:t>
+      <w:t>2026-08-21</w:t>
       <w:br/>
       <w:br/>
     </w:r>

--- a/tillsyn/A 37860-2025 tillsynsbegäran.docx
+++ b/tillsyn/A 37860-2025 tillsynsbegäran.docx
@@ -652,7 +652,7 @@
     <w:r>
       <w:tab/>
       <w:tab/>
-      <w:t>2026-08-21</w:t>
+      <w:t>2026-08-22</w:t>
       <w:br/>
       <w:br/>
     </w:r>

--- a/tillsyn/A 37860-2025 tillsynsbegäran.docx
+++ b/tillsyn/A 37860-2025 tillsynsbegäran.docx
@@ -652,7 +652,7 @@
     <w:r>
       <w:tab/>
       <w:tab/>
-      <w:t>2026-08-22</w:t>
+      <w:t>2026-08-23</w:t>
       <w:br/>
       <w:br/>
     </w:r>

--- a/tillsyn/A 37860-2025 tillsynsbegäran.docx
+++ b/tillsyn/A 37860-2025 tillsynsbegäran.docx
@@ -652,7 +652,7 @@
     <w:r>
       <w:tab/>
       <w:tab/>
-      <w:t>2026-08-23</w:t>
+      <w:t>2026-08-24</w:t>
       <w:br/>
       <w:br/>
     </w:r>

--- a/tillsyn/A 37860-2025 tillsynsbegäran.docx
+++ b/tillsyn/A 37860-2025 tillsynsbegäran.docx
@@ -652,7 +652,7 @@
     <w:r>
       <w:tab/>
       <w:tab/>
-      <w:t>2026-08-24</w:t>
+      <w:t>2026-08-25</w:t>
       <w:br/>
       <w:br/>
     </w:r>

--- a/tillsyn/A 37860-2025 tillsynsbegäran.docx
+++ b/tillsyn/A 37860-2025 tillsynsbegäran.docx
@@ -652,7 +652,7 @@
     <w:r>
       <w:tab/>
       <w:tab/>
-      <w:t>2026-08-25</w:t>
+      <w:t>2026-08-26</w:t>
       <w:br/>
       <w:br/>
     </w:r>

--- a/tillsyn/A 37860-2025 tillsynsbegäran.docx
+++ b/tillsyn/A 37860-2025 tillsynsbegäran.docx
@@ -652,7 +652,7 @@
     <w:r>
       <w:tab/>
       <w:tab/>
-      <w:t>2026-08-26</w:t>
+      <w:t>2026-08-27</w:t>
       <w:br/>
       <w:br/>
     </w:r>

--- a/tillsyn/A 37860-2025 tillsynsbegäran.docx
+++ b/tillsyn/A 37860-2025 tillsynsbegäran.docx
@@ -652,7 +652,7 @@
     <w:r>
       <w:tab/>
       <w:tab/>
-      <w:t>2026-08-27</w:t>
+      <w:t>2026-08-28</w:t>
       <w:br/>
       <w:br/>
     </w:r>

--- a/tillsyn/A 37860-2025 tillsynsbegäran.docx
+++ b/tillsyn/A 37860-2025 tillsynsbegäran.docx
@@ -652,7 +652,7 @@
     <w:r>
       <w:tab/>
       <w:tab/>
-      <w:t>2026-08-28</w:t>
+      <w:t>2026-08-29</w:t>
       <w:br/>
       <w:br/>
     </w:r>

--- a/tillsyn/A 37860-2025 tillsynsbegäran.docx
+++ b/tillsyn/A 37860-2025 tillsynsbegäran.docx
@@ -652,7 +652,7 @@
     <w:r>
       <w:tab/>
       <w:tab/>
-      <w:t>2026-08-29</w:t>
+      <w:t>2026-08-31</w:t>
       <w:br/>
       <w:br/>
     </w:r>

--- a/tillsyn/A 37860-2025 tillsynsbegäran.docx
+++ b/tillsyn/A 37860-2025 tillsynsbegäran.docx
@@ -652,7 +652,7 @@
     <w:r>
       <w:tab/>
       <w:tab/>
-      <w:t>2026-08-31</w:t>
+      <w:t>2026-09-01</w:t>
       <w:br/>
       <w:br/>
     </w:r>

--- a/tillsyn/A 37860-2025 tillsynsbegäran.docx
+++ b/tillsyn/A 37860-2025 tillsynsbegäran.docx
@@ -652,7 +652,7 @@
     <w:r>
       <w:tab/>
       <w:tab/>
-      <w:t>2026-09-01</w:t>
+      <w:t>2026-09-02</w:t>
       <w:br/>
       <w:br/>
     </w:r>

--- a/tillsyn/A 37860-2025 tillsynsbegäran.docx
+++ b/tillsyn/A 37860-2025 tillsynsbegäran.docx
@@ -652,7 +652,7 @@
     <w:r>
       <w:tab/>
       <w:tab/>
-      <w:t>2026-09-02</w:t>
+      <w:t>2026-09-03</w:t>
       <w:br/>
       <w:br/>
     </w:r>

--- a/tillsyn/A 37860-2025 tillsynsbegäran.docx
+++ b/tillsyn/A 37860-2025 tillsynsbegäran.docx
@@ -652,7 +652,7 @@
     <w:r>
       <w:tab/>
       <w:tab/>
-      <w:t>2026-09-03</w:t>
+      <w:t>2026-09-04</w:t>
       <w:br/>
       <w:br/>
     </w:r>

--- a/tillsyn/A 37860-2025 tillsynsbegäran.docx
+++ b/tillsyn/A 37860-2025 tillsynsbegäran.docx
@@ -652,7 +652,7 @@
     <w:r>
       <w:tab/>
       <w:tab/>
-      <w:t>2026-09-04</w:t>
+      <w:t>2026-09-05</w:t>
       <w:br/>
       <w:br/>
     </w:r>

--- a/tillsyn/A 37860-2025 tillsynsbegäran.docx
+++ b/tillsyn/A 37860-2025 tillsynsbegäran.docx
@@ -652,7 +652,7 @@
     <w:r>
       <w:tab/>
       <w:tab/>
-      <w:t>2026-09-05</w:t>
+      <w:t>2026-09-06</w:t>
       <w:br/>
       <w:br/>
     </w:r>

--- a/tillsyn/A 37860-2025 tillsynsbegäran.docx
+++ b/tillsyn/A 37860-2025 tillsynsbegäran.docx
@@ -652,7 +652,7 @@
     <w:r>
       <w:tab/>
       <w:tab/>
-      <w:t>2026-09-06</w:t>
+      <w:t>2026-09-07</w:t>
       <w:br/>
       <w:br/>
     </w:r>

--- a/tillsyn/A 37860-2025 tillsynsbegäran.docx
+++ b/tillsyn/A 37860-2025 tillsynsbegäran.docx
@@ -652,7 +652,7 @@
     <w:r>
       <w:tab/>
       <w:tab/>
-      <w:t>2026-09-07</w:t>
+      <w:t>2026-09-08</w:t>
       <w:br/>
       <w:br/>
     </w:r>

--- a/tillsyn/A 37860-2025 tillsynsbegäran.docx
+++ b/tillsyn/A 37860-2025 tillsynsbegäran.docx
@@ -652,7 +652,7 @@
     <w:r>
       <w:tab/>
       <w:tab/>
-      <w:t>2026-09-08</w:t>
+      <w:t>2026-09-09</w:t>
       <w:br/>
       <w:br/>
     </w:r>

--- a/tillsyn/A 37860-2025 tillsynsbegäran.docx
+++ b/tillsyn/A 37860-2025 tillsynsbegäran.docx
@@ -652,7 +652,7 @@
     <w:r>
       <w:tab/>
       <w:tab/>
-      <w:t>2026-09-09</w:t>
+      <w:t>2026-09-10</w:t>
       <w:br/>
       <w:br/>
     </w:r>

--- a/tillsyn/A 37860-2025 tillsynsbegäran.docx
+++ b/tillsyn/A 37860-2025 tillsynsbegäran.docx
@@ -652,7 +652,7 @@
     <w:r>
       <w:tab/>
       <w:tab/>
-      <w:t>2026-09-10</w:t>
+      <w:t>2026-09-11</w:t>
       <w:br/>
       <w:br/>
     </w:r>

--- a/tillsyn/A 37860-2025 tillsynsbegäran.docx
+++ b/tillsyn/A 37860-2025 tillsynsbegäran.docx
@@ -652,7 +652,7 @@
     <w:r>
       <w:tab/>
       <w:tab/>
-      <w:t>2026-09-11</w:t>
+      <w:t>2026-09-12</w:t>
       <w:br/>
       <w:br/>
     </w:r>

--- a/tillsyn/A 37860-2025 tillsynsbegäran.docx
+++ b/tillsyn/A 37860-2025 tillsynsbegäran.docx
@@ -652,7 +652,7 @@
     <w:r>
       <w:tab/>
       <w:tab/>
-      <w:t>2026-09-12</w:t>
+      <w:t>2026-09-13</w:t>
       <w:br/>
       <w:br/>
     </w:r>
